--- a/docs/qa-comparison/templates-page-qa-round4-deep.docx
+++ b/docs/qa-comparison/templates-page-qa-round4-deep.docx
@@ -55,7 +55,7 @@
           <w:color w:val="5A5A5A"/>
           <w:sz w:val="24"/>
         </w:rPr>
-        <w:t>Round 4 deep audit. RESET TO DEFAULT shipped on built-in templates. Kind pills + phase subtitles partially migrated. Eyebrow active/archived split missing. Archived collapsible group missing from list. USE TEMPLATE button is portal-only (possibly new feature). Most other surfaces match.</w:t>
+        <w:t>Round 4 deep audit. RESET TO DEFAULT shipped on built-in templates. Kind catalog is too narrow (6 entries doesn't cover the agency's template mix — Account Management is currently tagged "Web Development" because there's no right option). Phase subtitles partially migrated. Eyebrow active/archived split missing. Archived collapsible group missing from list.</w:t>
       </w:r>
     </w:p>
     <w:p>
@@ -69,7 +69,7 @@
           <w:color w:val="5A5A5A"/>
           <w:sz w:val="22"/>
         </w:rPr>
-        <w:t>Round 4 deep findings: 2 done · 5 open · 5 fyi</w:t>
+        <w:t>Round 4 deep findings: 2 done · 6 open · 5 fyi</w:t>
       </w:r>
     </w:p>
     <w:p>
@@ -1108,6 +1108,170 @@
           <w:sz w:val="20"/>
         </w:rPr>
         <w:t>Confirm intent: keep portal-only or add to our build for parity in the other direction. Document the decision.</w:t>
+      </w:r>
+    </w:p>
+    <w:p>
+      <w:pPr>
+        <w:spacing w:after="40"/>
+      </w:pPr>
+    </w:p>
+    <w:tbl>
+      <w:tblPr>
+        <w:tblW w:type="auto" w:w="0"/>
+        <w:tblLayout w:type="fixed"/>
+        <w:tblLook w:firstColumn="1" w:firstRow="1" w:lastColumn="0" w:lastRow="0" w:noHBand="0" w:noVBand="1" w:val="04A0"/>
+      </w:tblPr>
+      <w:tblGrid>
+        <w:gridCol w:w="792"/>
+        <w:gridCol w:w="1368"/>
+        <w:gridCol w:w="7920"/>
+      </w:tblGrid>
+      <w:tr>
+        <w:trPr>
+          <w:trHeight w:val="312"/>
+        </w:trPr>
+        <w:tc>
+          <w:tcPr>
+            <w:tcW w:type="dxa" w:w="792"/>
+            <w:tcBorders>
+              <w:top w:val="nil"/>
+              <w:left w:val="nil"/>
+              <w:bottom w:val="nil"/>
+              <w:right w:val="nil"/>
+            </w:tcBorders>
+            <w:shd w:val="clear" w:color="auto" w:fill="D69D2A"/>
+            <w:vAlign w:val="center"/>
+          </w:tcPr>
+          <w:p>
+            <w:pPr>
+              <w:spacing w:after="0"/>
+              <w:jc w:val="center"/>
+            </w:pPr>
+            <w:r>
+              <w:rPr>
+                <w:b/>
+                <w:color w:val="FFFFFF"/>
+                <w:sz w:val="16"/>
+              </w:rPr>
+              <w:t>MED</w:t>
+            </w:r>
+          </w:p>
+        </w:tc>
+        <w:tc>
+          <w:tcPr>
+            <w:tcW w:type="dxa" w:w="1368"/>
+            <w:tcBorders>
+              <w:top w:val="nil"/>
+              <w:left w:val="nil"/>
+              <w:bottom w:val="nil"/>
+              <w:right w:val="nil"/>
+            </w:tcBorders>
+            <w:shd w:val="clear" w:color="auto" w:fill="D33B3B"/>
+            <w:vAlign w:val="center"/>
+          </w:tcPr>
+          <w:p>
+            <w:pPr>
+              <w:spacing w:after="0"/>
+              <w:jc w:val="center"/>
+            </w:pPr>
+            <w:r>
+              <w:rPr>
+                <w:b/>
+                <w:color w:val="FFFFFF"/>
+                <w:sz w:val="16"/>
+              </w:rPr>
+              <w:t>OPEN</w:t>
+            </w:r>
+          </w:p>
+        </w:tc>
+        <w:tc>
+          <w:tcPr>
+            <w:tcW w:type="dxa" w:w="7920"/>
+            <w:tcBorders>
+              <w:top w:val="nil"/>
+              <w:left w:val="nil"/>
+              <w:bottom w:val="nil"/>
+              <w:right w:val="nil"/>
+            </w:tcBorders>
+            <w:vAlign w:val="center"/>
+          </w:tcPr>
+          <w:p>
+            <w:pPr>
+              <w:spacing w:after="0"/>
+            </w:pPr>
+            <w:r>
+              <w:rPr>
+                <w:b/>
+                <w:color w:val="1A1A1A"/>
+                <w:sz w:val="22"/>
+              </w:rPr>
+              <w:t>#15. Kind catalog dropdown is too narrow for the agency's template mix</w:t>
+            </w:r>
+          </w:p>
+        </w:tc>
+      </w:tr>
+    </w:tbl>
+    <w:p>
+      <w:pPr>
+        <w:spacing w:after="60"/>
+        <w:ind w:left="230"/>
+      </w:pPr>
+      <w:r>
+        <w:rPr>
+          <w:b/>
+          <w:color w:val="1A1A1A"/>
+          <w:sz w:val="20"/>
+        </w:rPr>
+        <w:t xml:space="preserve">Where it stood: </w:t>
+      </w:r>
+      <w:r>
+        <w:rPr>
+          <w:color w:val="1A1A1A"/>
+          <w:sz w:val="20"/>
+        </w:rPr>
+        <w:t>Not previously documented; user-flagged in round 4 follow-up. Round 2 #2 was treating the symptom (some templates default to "general"); this is the root cause.</w:t>
+      </w:r>
+    </w:p>
+    <w:p>
+      <w:pPr>
+        <w:spacing w:after="60"/>
+        <w:ind w:left="230"/>
+      </w:pPr>
+      <w:r>
+        <w:rPr>
+          <w:b/>
+          <w:color w:val="1A1A1A"/>
+          <w:sz w:val="20"/>
+        </w:rPr>
+        <w:t xml:space="preserve">Round 4 status: </w:t>
+      </w:r>
+      <w:r>
+        <w:rPr>
+          <w:color w:val="1A1A1A"/>
+          <w:sz w:val="20"/>
+        </w:rPr>
+        <w:t>Click on the kind pill in a template detail header opens a dropdown with 6 options: Web Development, SEO, Content, Brand, Paid Media, Custom. The agency's template mix includes Account Management, HR / Resourcing, Finance / Billing, Email Marketing, Hosting / IT, PR / Communications, Organic Social Media — none of which fit cleanly into those 6 kinds. Result: many templates fall back to "Custom" or get force-fit into the wrong kind. Account Management is currently tagged "Web Development" which is plainly wrong — it's tagged that way because no "Account Management" or "Operations" kind exists in the catalog.</w:t>
+      </w:r>
+    </w:p>
+    <w:p>
+      <w:pPr>
+        <w:spacing w:after="60"/>
+        <w:ind w:left="230"/>
+      </w:pPr>
+      <w:r>
+        <w:rPr>
+          <w:b/>
+          <w:color w:val="1A1A1A"/>
+          <w:sz w:val="20"/>
+        </w:rPr>
+        <w:t xml:space="preserve">What's left: </w:t>
+      </w:r>
+      <w:r>
+        <w:rPr>
+          <w:color w:val="1A1A1A"/>
+          <w:sz w:val="20"/>
+        </w:rPr>
+        <w:t>Expand the catalog to cover the agency's actual template kinds. Suggested additions: Operations, Account Management, HR / Resourcing, Finance / Billing, Email, Social, Communications, Hosting / IT, Design. Alternative: keep the catalog narrow (current 6) and rely on "Custom" with a free-text label per template. Either way, retag the existing templates so the kind pill matches what the work actually is — Account Management should not be "Web Development".</w:t>
       </w:r>
     </w:p>
     <w:p>
@@ -3122,6 +3286,122 @@
         <w:spacing w:after="80"/>
       </w:pPr>
     </w:p>
+    <w:tbl>
+      <w:tblPr>
+        <w:tblW w:type="auto" w:w="0"/>
+        <w:tblLayout w:type="fixed"/>
+        <w:tblLook w:firstColumn="1" w:firstRow="1" w:lastColumn="0" w:lastRow="0" w:noHBand="0" w:noVBand="1" w:val="04A0"/>
+      </w:tblPr>
+      <w:tblGrid>
+        <w:gridCol w:w="461"/>
+        <w:gridCol w:w="792"/>
+        <w:gridCol w:w="8539"/>
+      </w:tblGrid>
+      <w:tr>
+        <w:tc>
+          <w:tcPr>
+            <w:tcW w:type="dxa" w:w="461"/>
+            <w:tcBorders>
+              <w:top w:val="nil"/>
+              <w:left w:val="nil"/>
+              <w:bottom w:val="nil"/>
+              <w:right w:val="nil"/>
+            </w:tcBorders>
+            <w:vAlign w:val="top"/>
+          </w:tcPr>
+          <w:p>
+            <w:pPr>
+              <w:spacing w:after="0"/>
+            </w:pPr>
+            <w:sdt>
+              <w:sdtPr>
+                <w14:checkbox>
+                  <w14:checked w14:val="0"/>
+                  <w14:checkedState w14:val="2612" w14:font="MS Gothic"/>
+                  <w14:uncheckedState w14:val="2610" w14:font="MS Gothic"/>
+                </w14:checkbox>
+              </w:sdtPr>
+              <w:sdtContent>
+                <w:r>
+                  <w:rPr>
+                    <w:rFonts w:ascii="MS Gothic" w:hAnsi="MS Gothic" w:eastAsia="MS Gothic"/>
+                    <w:sz w:val="24"/>
+                  </w:rPr>
+                  <w:t>☐</w:t>
+                </w:r>
+              </w:sdtContent>
+            </w:sdt>
+          </w:p>
+        </w:tc>
+        <w:tc>
+          <w:tcPr>
+            <w:tcW w:type="dxa" w:w="792"/>
+            <w:tcBorders>
+              <w:top w:val="nil"/>
+              <w:left w:val="nil"/>
+              <w:bottom w:val="nil"/>
+              <w:right w:val="nil"/>
+            </w:tcBorders>
+            <w:shd w:val="clear" w:color="auto" w:fill="D69D2A"/>
+            <w:vAlign w:val="top"/>
+          </w:tcPr>
+          <w:p>
+            <w:pPr>
+              <w:spacing w:after="0"/>
+              <w:jc w:val="center"/>
+            </w:pPr>
+            <w:r>
+              <w:rPr>
+                <w:b/>
+                <w:color w:val="FFFFFF"/>
+                <w:sz w:val="16"/>
+              </w:rPr>
+              <w:t>MED</w:t>
+            </w:r>
+          </w:p>
+        </w:tc>
+        <w:tc>
+          <w:tcPr>
+            <w:tcW w:type="dxa" w:w="8539"/>
+            <w:tcBorders>
+              <w:top w:val="nil"/>
+              <w:left w:val="nil"/>
+              <w:bottom w:val="nil"/>
+              <w:right w:val="nil"/>
+            </w:tcBorders>
+            <w:vAlign w:val="top"/>
+          </w:tcPr>
+          <w:p>
+            <w:pPr>
+              <w:spacing w:after="0"/>
+            </w:pPr>
+            <w:r>
+              <w:rPr>
+                <w:b/>
+                <w:color w:val="1A1A1A"/>
+                <w:sz w:val="21"/>
+              </w:rPr>
+              <w:t>#15. Kind catalog dropdown is too narrow for the agency's template mix</w:t>
+            </w:r>
+            <w:r>
+              <w:br/>
+            </w:r>
+            <w:r>
+              <w:rPr>
+                <w:color w:val="1A1A1A"/>
+                <w:sz w:val="20"/>
+              </w:rPr>
+              <w:t>Expand the catalog to cover the agency's actual template kinds. Suggested additions: Operations, Account Management, HR / Resourcing, Finance / Billing, Email, Social, Communications, Hosting / IT, Design. Alternative: keep the catalog narrow (current 6) and rely on "Custom" with a free-text label per template. Either way, retag the existing templates so the kind pill matches what the work actually is — Account Management should not be "Web Development".</w:t>
+            </w:r>
+          </w:p>
+        </w:tc>
+      </w:tr>
+    </w:tbl>
+    <w:p>
+      <w:pPr>
+        <w:spacing w:after="80"/>
+      </w:pPr>
+    </w:p>
     <w:sectPr>
       <w:pgSz w:w="12240" w:h="15840"/>
       <w:pgMar w:top="1224" w:right="1080" w:bottom="1080" w:left="1080" w:header="720" w:footer="720" w:gutter="0"/>

--- a/docs/qa-comparison/templates-page-qa-round4-deep.docx
+++ b/docs/qa-comparison/templates-page-qa-round4-deep.docx
@@ -55,7 +55,7 @@
           <w:color w:val="5A5A5A"/>
           <w:sz w:val="24"/>
         </w:rPr>
-        <w:t>Round 4 deep audit. RESET TO DEFAULT shipped on built-in templates. Kind catalog is too narrow (6 entries doesn't cover the agency's template mix — Account Management is currently tagged "Web Development" because there's no right option). Phase subtitles partially migrated. Eyebrow active/archived split missing. Archived collapsible group missing from list.</w:t>
+        <w:t>Round 4 deep audit. RESET TO DEFAULT shipped on built-in templates. Kind field uses a fixed-catalog dropdown instead of a free-text inline-editable input (our build's pattern), so Account Management currently reads "Web Development" because there's no right option in the dropdown — and the "Click any field to edit" hint lies about the field's behavior. Phase subtitles partially migrated. Eyebrow active/archived split missing. Archived collapsible group missing from list.</w:t>
       </w:r>
     </w:p>
     <w:p>
@@ -1205,7 +1205,7 @@
                 <w:color w:val="1A1A1A"/>
                 <w:sz w:val="22"/>
               </w:rPr>
-              <w:t>#15. Kind catalog dropdown is too narrow for the agency's template mix</w:t>
+              <w:t>#15. Kind field should be a free-text inline-editable input, not a dropdown</w:t>
             </w:r>
           </w:p>
         </w:tc>
@@ -1229,7 +1229,7 @@
           <w:color w:val="1A1A1A"/>
           <w:sz w:val="20"/>
         </w:rPr>
-        <w:t>Not previously documented; user-flagged in round 4 follow-up. Round 2 #2 was treating the symptom (some templates default to "general"); this is the root cause.</w:t>
+        <w:t>Not previously documented; user-flagged in round 4 follow-up. Round 2 #2 was treating the symptom (some templates default to "general"); the actual fix is a different UX pattern entirely.</w:t>
       </w:r>
     </w:p>
     <w:p>
@@ -1250,7 +1250,7 @@
           <w:color w:val="1A1A1A"/>
           <w:sz w:val="20"/>
         </w:rPr>
-        <w:t>Click on the kind pill in a template detail header opens a dropdown with 6 options: Web Development, SEO, Content, Brand, Paid Media, Custom. The agency's template mix includes Account Management, HR / Resourcing, Finance / Billing, Email Marketing, Hosting / IT, PR / Communications, Organic Social Media — none of which fit cleanly into those 6 kinds. Result: many templates fall back to "Custom" or get force-fit into the wrong kind. Account Management is currently tagged "Web Development" which is plainly wrong — it's tagged that way because no "Account Management" or "Operations" kind exists in the catalog.</w:t>
+        <w:t>Click on the kind pill in a template detail header opens a dropdown with 6 fixed options (Web Development, SEO, Content, Brand, Paid Media, Custom). Our build doesn't have this dropdown — kind is a free-text inline-editable input. Click the field, it becomes a text input, type whatever fits the template (Web Development, Account Management, HR / Resourcing, Hosting &amp; IT, etc.), hit Enter, done. The portal's dropdown approach forces every template into one of 6 buckets, which is why Account Management currently reads "Web Development" (plainly wrong — there's no right option in the dropdown). The portal also still shows the "↓ Click any field to edit" hint, which promises inline-edit but the field doesn't actually behave that way — clicking it opens a dropdown instead of becoming inline-editable. The hint is lying about the field's behavior.</w:t>
       </w:r>
     </w:p>
     <w:p>
@@ -1271,7 +1271,7 @@
           <w:color w:val="1A1A1A"/>
           <w:sz w:val="20"/>
         </w:rPr>
-        <w:t>Expand the catalog to cover the agency's actual template kinds. Suggested additions: Operations, Account Management, HR / Resourcing, Finance / Billing, Email, Social, Communications, Hosting / IT, Design. Alternative: keep the catalog narrow (current 6) and rely on "Custom" with a free-text label per template. Either way, retag the existing templates so the kind pill matches what the work actually is — Account Management should not be "Web Development".</w:t>
+        <w:t>Replace the dropdown with an inline-edit text input matching the house pattern from every other editable field on the template detail. Click the field, it becomes a text input pre-filled with the current value, type to change, Enter or blur to save. No fixed catalog — operators write whatever describes the work. Keep the icon next to the kind for visual cue (the monitor / palette / etc.), but the text portion is free-form. Once shipped, retag the existing templates so kind reads what the work actually is — Account Management to "Account Management", HR / Resourcing to "HR &amp; Resourcing", and so on.</w:t>
       </w:r>
     </w:p>
     <w:p>
@@ -3381,7 +3381,7 @@
                 <w:color w:val="1A1A1A"/>
                 <w:sz w:val="21"/>
               </w:rPr>
-              <w:t>#15. Kind catalog dropdown is too narrow for the agency's template mix</w:t>
+              <w:t>#15. Kind field should be a free-text inline-editable input, not a dropdown</w:t>
             </w:r>
             <w:r>
               <w:br/>
@@ -3391,7 +3391,7 @@
                 <w:color w:val="1A1A1A"/>
                 <w:sz w:val="20"/>
               </w:rPr>
-              <w:t>Expand the catalog to cover the agency's actual template kinds. Suggested additions: Operations, Account Management, HR / Resourcing, Finance / Billing, Email, Social, Communications, Hosting / IT, Design. Alternative: keep the catalog narrow (current 6) and rely on "Custom" with a free-text label per template. Either way, retag the existing templates so the kind pill matches what the work actually is — Account Management should not be "Web Development".</w:t>
+              <w:t>Replace the dropdown with an inline-edit text input matching the house pattern from every other editable field on the template detail. Click the field, it becomes a text input pre-filled with the current value, type to change, Enter or blur to save. No fixed catalog — operators write whatever describes the work. Keep the icon next to the kind for visual cue (the monitor / palette / etc.), but the text portion is free-form. Once shipped, retag the existing templates so kind reads what the work actually is — Account Management to "Account Management", HR / Resourcing to "HR &amp; Resourcing", and so on.</w:t>
             </w:r>
           </w:p>
         </w:tc>

--- a/docs/qa-comparison/templates-page-qa-round4-deep.docx
+++ b/docs/qa-comparison/templates-page-qa-round4-deep.docx
@@ -238,6 +238,27 @@
           <w:color w:val="1A1A1A"/>
           <w:sz w:val="20"/>
         </w:rPr>
+        <w:t xml:space="preserve">Where to see: </w:t>
+      </w:r>
+      <w:r>
+        <w:rPr>
+          <w:color w:val="1A1A1A"/>
+          <w:sz w:val="20"/>
+        </w:rPr>
+        <w:t>Templates page → top left, eyebrow above the page title.</w:t>
+      </w:r>
+    </w:p>
+    <w:p>
+      <w:pPr>
+        <w:spacing w:after="60"/>
+        <w:ind w:left="230"/>
+      </w:pPr>
+      <w:r>
+        <w:rPr>
+          <w:b/>
+          <w:color w:val="1A1A1A"/>
+          <w:sz w:val="20"/>
+        </w:rPr>
         <w:t xml:space="preserve">Where it stood: </w:t>
       </w:r>
       <w:r>
@@ -391,6 +412,27 @@
         </w:tc>
       </w:tr>
     </w:tbl>
+    <w:p>
+      <w:pPr>
+        <w:spacing w:after="60"/>
+        <w:ind w:left="230"/>
+      </w:pPr>
+      <w:r>
+        <w:rPr>
+          <w:b/>
+          <w:color w:val="1A1A1A"/>
+          <w:sz w:val="20"/>
+        </w:rPr>
+        <w:t xml:space="preserve">Where to see: </w:t>
+      </w:r>
+      <w:r>
+        <w:rPr>
+          <w:color w:val="1A1A1A"/>
+          <w:sz w:val="20"/>
+        </w:rPr>
+        <w:t>Templates page → bottom of the templates list (left pane). Should be a collapsible group when archived templates exist.</w:t>
+      </w:r>
+    </w:p>
     <w:p>
       <w:pPr>
         <w:spacing w:after="60"/>
@@ -566,6 +608,27 @@
           <w:color w:val="1A1A1A"/>
           <w:sz w:val="20"/>
         </w:rPr>
+        <w:t xml:space="preserve">Where to see: </w:t>
+      </w:r>
+      <w:r>
+        <w:rPr>
+          <w:color w:val="1A1A1A"/>
+          <w:sz w:val="20"/>
+        </w:rPr>
+        <w:t>Templates page → templates list (left pane) → kind pill on each row.</w:t>
+      </w:r>
+    </w:p>
+    <w:p>
+      <w:pPr>
+        <w:spacing w:after="60"/>
+        <w:ind w:left="230"/>
+      </w:pPr>
+      <w:r>
+        <w:rPr>
+          <w:b/>
+          <w:color w:val="1A1A1A"/>
+          <w:sz w:val="20"/>
+        </w:rPr>
         <w:t xml:space="preserve">Where it stood: </w:t>
       </w:r>
       <w:r>
@@ -719,6 +782,27 @@
         </w:tc>
       </w:tr>
     </w:tbl>
+    <w:p>
+      <w:pPr>
+        <w:spacing w:after="60"/>
+        <w:ind w:left="230"/>
+      </w:pPr>
+      <w:r>
+        <w:rPr>
+          <w:b/>
+          <w:color w:val="1A1A1A"/>
+          <w:sz w:val="20"/>
+        </w:rPr>
+        <w:t xml:space="preserve">Where to see: </w:t>
+      </w:r>
+      <w:r>
+        <w:rPr>
+          <w:color w:val="1A1A1A"/>
+          <w:sz w:val="20"/>
+        </w:rPr>
+        <w:t>Templates page → templates list (left pane) → icon at the start of each row.</w:t>
+      </w:r>
+    </w:p>
     <w:p>
       <w:pPr>
         <w:spacing w:after="60"/>
@@ -894,6 +978,27 @@
           <w:color w:val="1A1A1A"/>
           <w:sz w:val="20"/>
         </w:rPr>
+        <w:t xml:space="preserve">Where to see: </w:t>
+      </w:r>
+      <w:r>
+        <w:rPr>
+          <w:color w:val="1A1A1A"/>
+          <w:sz w:val="20"/>
+        </w:rPr>
+        <w:t>Templates page → click any template → detail header (between icon and click-to-edit hint).</w:t>
+      </w:r>
+    </w:p>
+    <w:p>
+      <w:pPr>
+        <w:spacing w:after="60"/>
+        <w:ind w:left="230"/>
+      </w:pPr>
+      <w:r>
+        <w:rPr>
+          <w:b/>
+          <w:color w:val="1A1A1A"/>
+          <w:sz w:val="20"/>
+        </w:rPr>
         <w:t xml:space="preserve">Where it stood: </w:t>
       </w:r>
       <w:r>
@@ -1058,6 +1163,27 @@
           <w:color w:val="1A1A1A"/>
           <w:sz w:val="20"/>
         </w:rPr>
+        <w:t xml:space="preserve">Where to see: </w:t>
+      </w:r>
+      <w:r>
+        <w:rPr>
+          <w:color w:val="1A1A1A"/>
+          <w:sz w:val="20"/>
+        </w:rPr>
+        <w:t>Templates page → click any template → detail header → 'Click any field to edit' pill.</w:t>
+      </w:r>
+    </w:p>
+    <w:p>
+      <w:pPr>
+        <w:spacing w:after="60"/>
+        <w:ind w:left="230"/>
+      </w:pPr>
+      <w:r>
+        <w:rPr>
+          <w:b/>
+          <w:color w:val="1A1A1A"/>
+          <w:sz w:val="20"/>
+        </w:rPr>
         <w:t xml:space="preserve">Where it stood: </w:t>
       </w:r>
       <w:r>
@@ -1211,6 +1337,27 @@
         </w:tc>
       </w:tr>
     </w:tbl>
+    <w:p>
+      <w:pPr>
+        <w:spacing w:after="60"/>
+        <w:ind w:left="230"/>
+      </w:pPr>
+      <w:r>
+        <w:rPr>
+          <w:b/>
+          <w:color w:val="1A1A1A"/>
+          <w:sz w:val="20"/>
+        </w:rPr>
+        <w:t xml:space="preserve">Where to see: </w:t>
+      </w:r>
+      <w:r>
+        <w:rPr>
+          <w:color w:val="1A1A1A"/>
+          <w:sz w:val="20"/>
+        </w:rPr>
+        <w:t>Templates page → click any template → click the kind pill in the detail header. Test in BOTH light and dark mode for the dropdown contrast issue.</w:t>
+      </w:r>
+    </w:p>
     <w:p>
       <w:pPr>
         <w:spacing w:after="60"/>
@@ -1408,6 +1555,27 @@
         </w:tc>
       </w:tr>
     </w:tbl>
+    <w:p>
+      <w:pPr>
+        <w:spacing w:after="60"/>
+        <w:ind w:left="230"/>
+      </w:pPr>
+      <w:r>
+        <w:rPr>
+          <w:b/>
+          <w:color w:val="1A1A1A"/>
+          <w:sz w:val="20"/>
+        </w:rPr>
+        <w:t xml:space="preserve">Where to see: </w:t>
+      </w:r>
+      <w:r>
+        <w:rPr>
+          <w:color w:val="1A1A1A"/>
+          <w:sz w:val="20"/>
+        </w:rPr>
+        <w:t>Templates page → click Account Management → detail header below the title. Compare to Brand Refresh.</w:t>
+      </w:r>
+    </w:p>
     <w:p>
       <w:pPr>
         <w:spacing w:after="60"/>
@@ -1738,6 +1906,27 @@
           <w:color w:val="1A1A1A"/>
           <w:sz w:val="20"/>
         </w:rPr>
+        <w:t xml:space="preserve">Where to see: </w:t>
+      </w:r>
+      <w:r>
+        <w:rPr>
+          <w:color w:val="1A1A1A"/>
+          <w:sz w:val="20"/>
+        </w:rPr>
+        <w:t>Templates page → click any built-in template (Brand Refresh, etc.) → detail header → RESET TO DEFAULT button.</w:t>
+      </w:r>
+    </w:p>
+    <w:p>
+      <w:pPr>
+        <w:spacing w:after="60"/>
+        <w:ind w:left="230"/>
+      </w:pPr>
+      <w:r>
+        <w:rPr>
+          <w:b/>
+          <w:color w:val="1A1A1A"/>
+          <w:sz w:val="20"/>
+        </w:rPr>
         <w:t xml:space="preserve">Where it stood: </w:t>
       </w:r>
       <w:r>
@@ -1891,6 +2080,27 @@
         </w:tc>
       </w:tr>
     </w:tbl>
+    <w:p>
+      <w:pPr>
+        <w:spacing w:after="60"/>
+        <w:ind w:left="230"/>
+      </w:pPr>
+      <w:r>
+        <w:rPr>
+          <w:b/>
+          <w:color w:val="1A1A1A"/>
+          <w:sz w:val="20"/>
+        </w:rPr>
+        <w:t xml:space="preserve">Where to see: </w:t>
+      </w:r>
+      <w:r>
+        <w:rPr>
+          <w:color w:val="1A1A1A"/>
+          <w:sz w:val="20"/>
+        </w:rPr>
+        <w:t>Templates page → click any template → detail header → look for 'USE TEMPLATE' button between kind pill and ARCHIVE.</w:t>
+      </w:r>
+    </w:p>
     <w:p>
       <w:pPr>
         <w:spacing w:after="60"/>
@@ -2066,6 +2276,27 @@
           <w:color w:val="1A1A1A"/>
           <w:sz w:val="20"/>
         </w:rPr>
+        <w:t xml:space="preserve">Where to see: </w:t>
+      </w:r>
+      <w:r>
+        <w:rPr>
+          <w:color w:val="1A1A1A"/>
+          <w:sz w:val="20"/>
+        </w:rPr>
+        <w:t>Templates page → templates list (left pane). Compare per-row pill placement vs detail-header pill.</w:t>
+      </w:r>
+    </w:p>
+    <w:p>
+      <w:pPr>
+        <w:spacing w:after="60"/>
+        <w:ind w:left="230"/>
+      </w:pPr>
+      <w:r>
+        <w:rPr>
+          <w:b/>
+          <w:color w:val="1A1A1A"/>
+          <w:sz w:val="20"/>
+        </w:rPr>
         <w:t xml:space="preserve">Where it stood: </w:t>
       </w:r>
       <w:r>
@@ -2198,6 +2429,27 @@
         </w:tc>
       </w:tr>
     </w:tbl>
+    <w:p>
+      <w:pPr>
+        <w:spacing w:after="60"/>
+        <w:ind w:left="230"/>
+      </w:pPr>
+      <w:r>
+        <w:rPr>
+          <w:b/>
+          <w:color w:val="1A1A1A"/>
+          <w:sz w:val="20"/>
+        </w:rPr>
+        <w:t xml:space="preserve">Where to see: </w:t>
+      </w:r>
+      <w:r>
+        <w:rPr>
+          <w:color w:val="1A1A1A"/>
+          <w:sz w:val="20"/>
+        </w:rPr>
+        <w:t>Templates page → click any template → detail header → subtitle under the template name.</w:t>
+      </w:r>
+    </w:p>
     <w:p>
       <w:pPr>
         <w:spacing w:after="60"/>
@@ -2352,6 +2604,27 @@
           <w:color w:val="1A1A1A"/>
           <w:sz w:val="20"/>
         </w:rPr>
+        <w:t xml:space="preserve">Where to see: </w:t>
+      </w:r>
+      <w:r>
+        <w:rPr>
+          <w:color w:val="1A1A1A"/>
+          <w:sz w:val="20"/>
+        </w:rPr>
+        <w:t>Templates page → click any template → PHASES section.</w:t>
+      </w:r>
+    </w:p>
+    <w:p>
+      <w:pPr>
+        <w:spacing w:after="60"/>
+        <w:ind w:left="230"/>
+      </w:pPr>
+      <w:r>
+        <w:rPr>
+          <w:b/>
+          <w:color w:val="1A1A1A"/>
+          <w:sz w:val="20"/>
+        </w:rPr>
         <w:t xml:space="preserve">Where it stood: </w:t>
       </w:r>
       <w:r>
@@ -2484,6 +2757,27 @@
         </w:tc>
       </w:tr>
     </w:tbl>
+    <w:p>
+      <w:pPr>
+        <w:spacing w:after="60"/>
+        <w:ind w:left="230"/>
+      </w:pPr>
+      <w:r>
+        <w:rPr>
+          <w:b/>
+          <w:color w:val="1A1A1A"/>
+          <w:sz w:val="20"/>
+        </w:rPr>
+        <w:t xml:space="preserve">Where to see: </w:t>
+      </w:r>
+      <w:r>
+        <w:rPr>
+          <w:color w:val="1A1A1A"/>
+          <w:sz w:val="20"/>
+        </w:rPr>
+        <w:t>Templates page → various: + New template, USE TEMPLATE, inline-edit on phase names, drag-handle reorder, ARCHIVE.</w:t>
+      </w:r>
+    </w:p>
     <w:p>
       <w:pPr>
         <w:spacing w:after="60"/>

--- a/docs/qa-comparison/templates-page-qa-round4-deep.docx
+++ b/docs/qa-comparison/templates-page-qa-round4-deep.docx
@@ -1080,7 +1080,7 @@
               <w:bottom w:val="nil"/>
               <w:right w:val="nil"/>
             </w:tcBorders>
-            <w:shd w:val="clear" w:color="auto" w:fill="4A8F4A"/>
+            <w:shd w:val="clear" w:color="auto" w:fill="D69D2A"/>
             <w:vAlign w:val="center"/>
           </w:tcPr>
           <w:p>
@@ -1094,7 +1094,7 @@
                 <w:color w:val="FFFFFF"/>
                 <w:sz w:val="16"/>
               </w:rPr>
-              <w:t>LOW</w:t>
+              <w:t>MED</w:t>
             </w:r>
           </w:p>
         </w:tc>
@@ -1146,7 +1146,7 @@
                 <w:color w:val="1A1A1A"/>
                 <w:sz w:val="22"/>
               </w:rPr>
-              <w:t>#8. USE TEMPLATE button on portal not on ours</w:t>
+              <w:t>#8. USE TEMPLATE button: unclear what it does + not in our build</w:t>
             </w:r>
           </w:p>
         </w:tc>
@@ -1170,7 +1170,7 @@
           <w:color w:val="1A1A1A"/>
           <w:sz w:val="20"/>
         </w:rPr>
-        <w:t>Templates page → click any template → detail header → 'Click any field to edit' pill.</w:t>
+        <w:t>Templates page → click any template → detail header → '▷ USE TEMPLATE' button (between the 'Click any field to edit' pill and ARCHIVE). Hover the button to see the tooltip ('Apply this template's phases to a project').</w:t>
       </w:r>
     </w:p>
     <w:p>
@@ -1212,7 +1212,7 @@
           <w:color w:val="1A1A1A"/>
           <w:sz w:val="20"/>
         </w:rPr>
-        <w:t>Portal renders "▶ USE TEMPLATE" button in the detail header. Our build doesn't have this button. Either portal added a feature out of parity scope, or this is something we should add to our build to match.</w:t>
+        <w:t>Portal renders a '▷ USE TEMPLATE' button in the template detail header. Our build doesn't have this button. The tooltip on hover reads 'Apply this template's phases to a project' — vague and doesn't explain the flow that fires on click. Our build's pattern: when you create a service for a client, you pick a template AT CREATION TIME, and the template seeds the kanban board with the right phases and example tasks. Portal is exposing a separate 'apply to existing project' flow that doesn't exist in our build, with a tooltip that doesn't explain what 'project' it applies to or what happens to the existing kanban contents (overwrite? merge? duplicate?).</w:t>
       </w:r>
     </w:p>
     <w:p>
@@ -1233,7 +1233,7 @@
           <w:color w:val="1A1A1A"/>
           <w:sz w:val="20"/>
         </w:rPr>
-        <w:t>Confirm intent: keep portal-only or add to our build for parity in the other direction. Document the decision.</w:t>
+        <w:t>Two paths. (a) Remove the button — keep parity with our build, where templates apply only at service-creation time. Operators learn one pattern. (b) Keep the button but make it actually useful: clarify the tooltip ('Add this template's phases as a new section to an existing project's kanban'), confirm what 'project' it targets (selector? dropdown?), confirm what happens to existing cards on the target board (preserved? merged?), confirm whether this can be undone. Document the decision either way so the dev knows whether to keep building or pull it.</w:t>
       </w:r>
     </w:p>
     <w:p>
@@ -3520,7 +3520,7 @@
               <w:bottom w:val="nil"/>
               <w:right w:val="nil"/>
             </w:tcBorders>
-            <w:shd w:val="clear" w:color="auto" w:fill="4A8F4A"/>
+            <w:shd w:val="clear" w:color="auto" w:fill="D69D2A"/>
             <w:vAlign w:val="top"/>
           </w:tcPr>
           <w:p>
@@ -3534,7 +3534,7 @@
                 <w:color w:val="FFFFFF"/>
                 <w:sz w:val="16"/>
               </w:rPr>
-              <w:t>LOW</w:t>
+              <w:t>MED</w:t>
             </w:r>
           </w:p>
         </w:tc>
@@ -3559,7 +3559,7 @@
                 <w:color w:val="1A1A1A"/>
                 <w:sz w:val="21"/>
               </w:rPr>
-              <w:t>#8. USE TEMPLATE button on portal not on ours</w:t>
+              <w:t>#8. USE TEMPLATE button: unclear what it does + not in our build</w:t>
             </w:r>
             <w:r>
               <w:br/>
@@ -3569,7 +3569,7 @@
                 <w:color w:val="1A1A1A"/>
                 <w:sz w:val="20"/>
               </w:rPr>
-              <w:t>Confirm intent: keep portal-only or add to our build for parity in the other direction. Document the decision.</w:t>
+              <w:t>Two paths. (a) Remove the button — keep parity with our build, where templates apply only at service-creation time. Operators learn one pattern. (b) Keep the button but make it actually useful: clarify the tooltip ('Add this template's phases as a new section to an existing project's kanban'), confirm what 'project' it targets (selector? dropdown?), confirm what happens to existing cards on the target board (preserved? merged?), confirm whether this can be undone. Document the decision either way so the dev knows whether to keep building or pull it.</w:t>
             </w:r>
           </w:p>
         </w:tc>

--- a/docs/qa-comparison/templates-page-qa-round4-deep.docx
+++ b/docs/qa-comparison/templates-page-qa-round4-deep.docx
@@ -55,7 +55,7 @@
           <w:color w:val="5A5A5A"/>
           <w:sz w:val="24"/>
         </w:rPr>
-        <w:t>Round 4 deep audit. RESET TO DEFAULT shipped on built-in templates. Kind field uses a fixed-catalog dropdown instead of a free-text inline-editable input (our build's pattern), so Account Management currently reads "Web Development" because there's no right option in the dropdown — and the "Click any field to edit" hint lies about the field's behavior. Phase subtitles partially migrated. Eyebrow active/archived split missing. Archived collapsible group missing from list.</w:t>
+        <w:t>Round 4 deep audit. RESET TO DEFAULT shipped on Brand Refresh but missing on Account Management (and possibly other built-ins). USE TEMPLATE button is portal-only and should be scrapped — it was the dev's addition; the original site has RESET TO DEFAULT in that slot. Kind field uses a fixed-catalog dropdown instead of free-text inline-edit, so Account Management currently reads "Web Development". Phase subtitles partially migrated. Eyebrow active/archived split missing. Archived collapsible group missing from list.</w:t>
       </w:r>
     </w:p>
     <w:p>
@@ -69,7 +69,7 @@
           <w:color w:val="5A5A5A"/>
           <w:sz w:val="22"/>
         </w:rPr>
-        <w:t>Round 4 deep findings: 2 done · 6 open · 5 fyi</w:t>
+        <w:t>Round 4 deep findings: 1 done · 1 partial · 6 open · 5 fyi</w:t>
       </w:r>
     </w:p>
     <w:p>
@@ -1107,6 +1107,191 @@
               <w:bottom w:val="nil"/>
               <w:right w:val="nil"/>
             </w:tcBorders>
+            <w:shd w:val="clear" w:color="auto" w:fill="D69D2A"/>
+            <w:vAlign w:val="center"/>
+          </w:tcPr>
+          <w:p>
+            <w:pPr>
+              <w:spacing w:after="0"/>
+              <w:jc w:val="center"/>
+            </w:pPr>
+            <w:r>
+              <w:rPr>
+                <w:b/>
+                <w:color w:val="FFFFFF"/>
+                <w:sz w:val="16"/>
+              </w:rPr>
+              <w:t>PARTIAL</w:t>
+            </w:r>
+          </w:p>
+        </w:tc>
+        <w:tc>
+          <w:tcPr>
+            <w:tcW w:type="dxa" w:w="7920"/>
+            <w:tcBorders>
+              <w:top w:val="nil"/>
+              <w:left w:val="nil"/>
+              <w:bottom w:val="nil"/>
+              <w:right w:val="nil"/>
+            </w:tcBorders>
+            <w:vAlign w:val="center"/>
+          </w:tcPr>
+          <w:p>
+            <w:pPr>
+              <w:spacing w:after="0"/>
+            </w:pPr>
+            <w:r>
+              <w:rPr>
+                <w:b/>
+                <w:color w:val="1A1A1A"/>
+                <w:sz w:val="22"/>
+              </w:rPr>
+              <w:t>#6. RESET TO DEFAULT not on every built-in template</w:t>
+            </w:r>
+          </w:p>
+        </w:tc>
+      </w:tr>
+    </w:tbl>
+    <w:p>
+      <w:pPr>
+        <w:spacing w:after="60"/>
+        <w:ind w:left="230"/>
+      </w:pPr>
+      <w:r>
+        <w:rPr>
+          <w:b/>
+          <w:color w:val="1A1A1A"/>
+          <w:sz w:val="20"/>
+        </w:rPr>
+        <w:t xml:space="preserve">Where to see: </w:t>
+      </w:r>
+      <w:r>
+        <w:rPr>
+          <w:color w:val="1A1A1A"/>
+          <w:sz w:val="20"/>
+        </w:rPr>
+        <w:t>Templates page → click each built-in template (Brand Refresh, Account Management, etc.) → detail header → look for the 'RESET TO DEFAULT' button.</w:t>
+      </w:r>
+    </w:p>
+    <w:p>
+      <w:pPr>
+        <w:spacing w:after="60"/>
+        <w:ind w:left="230"/>
+      </w:pPr>
+      <w:r>
+        <w:rPr>
+          <w:b/>
+          <w:color w:val="1A1A1A"/>
+          <w:sz w:val="20"/>
+        </w:rPr>
+        <w:t xml:space="preserve">Where it stood: </w:t>
+      </w:r>
+      <w:r>
+        <w:rPr>
+          <w:color w:val="1A1A1A"/>
+          <w:sz w:val="20"/>
+        </w:rPr>
+        <w:t>Round 2 #5: no RESET TO DEFAULT link on any template header.</w:t>
+      </w:r>
+    </w:p>
+    <w:p>
+      <w:pPr>
+        <w:spacing w:after="60"/>
+        <w:ind w:left="230"/>
+      </w:pPr>
+      <w:r>
+        <w:rPr>
+          <w:b/>
+          <w:color w:val="1A1A1A"/>
+          <w:sz w:val="20"/>
+        </w:rPr>
+        <w:t xml:space="preserve">Round 4 status: </w:t>
+      </w:r>
+      <w:r>
+        <w:rPr>
+          <w:color w:val="1A1A1A"/>
+          <w:sz w:val="20"/>
+        </w:rPr>
+        <w:t>Brand Refresh shows RESET TO DEFAULT in the header (correct). Account Management does NOT — its header shows only the Click-to-edit pill, USE TEMPLATE, and ARCHIVE. If Account Management is a built-in template (seeded with the workspace), it should also have RESET TO DEFAULT. Either Account Management is being treated as user-created (data model issue), or RESET TO DEFAULT isn't rendering on this template (component issue). Either way, the operator can't recover from accidental edits to Account Management's phases or onboarding checklist.</w:t>
+      </w:r>
+    </w:p>
+    <w:p>
+      <w:pPr>
+        <w:spacing w:after="60"/>
+        <w:ind w:left="230"/>
+      </w:pPr>
+      <w:r>
+        <w:rPr>
+          <w:b/>
+          <w:color w:val="1A1A1A"/>
+          <w:sz w:val="20"/>
+        </w:rPr>
+        <w:t xml:space="preserve">What's left: </w:t>
+      </w:r>
+      <w:r>
+        <w:rPr>
+          <w:color w:val="1A1A1A"/>
+          <w:sz w:val="20"/>
+        </w:rPr>
+        <w:t>Verify all built-in templates render RESET TO DEFAULT in the detail header. The button should appear on every workspace-seeded template (Brand Refresh, Account Management, Content, Web Design — Full Stack, SEO Retainer — Monthly, etc.). Only user-created templates should hide the button (they have no factory baseline to reset to). See item #8 for what RESET TO DEFAULT does and why it matters.</w:t>
+      </w:r>
+    </w:p>
+    <w:p>
+      <w:pPr>
+        <w:spacing w:after="40"/>
+      </w:pPr>
+    </w:p>
+    <w:tbl>
+      <w:tblPr>
+        <w:tblW w:type="auto" w:w="0"/>
+        <w:tblLayout w:type="fixed"/>
+        <w:tblLook w:firstColumn="1" w:firstRow="1" w:lastColumn="0" w:lastRow="0" w:noHBand="0" w:noVBand="1" w:val="04A0"/>
+      </w:tblPr>
+      <w:tblGrid>
+        <w:gridCol w:w="792"/>
+        <w:gridCol w:w="1368"/>
+        <w:gridCol w:w="7920"/>
+      </w:tblGrid>
+      <w:tr>
+        <w:trPr>
+          <w:trHeight w:val="312"/>
+        </w:trPr>
+        <w:tc>
+          <w:tcPr>
+            <w:tcW w:type="dxa" w:w="792"/>
+            <w:tcBorders>
+              <w:top w:val="nil"/>
+              <w:left w:val="nil"/>
+              <w:bottom w:val="nil"/>
+              <w:right w:val="nil"/>
+            </w:tcBorders>
+            <w:shd w:val="clear" w:color="auto" w:fill="D69D2A"/>
+            <w:vAlign w:val="center"/>
+          </w:tcPr>
+          <w:p>
+            <w:pPr>
+              <w:spacing w:after="0"/>
+              <w:jc w:val="center"/>
+            </w:pPr>
+            <w:r>
+              <w:rPr>
+                <w:b/>
+                <w:color w:val="FFFFFF"/>
+                <w:sz w:val="16"/>
+              </w:rPr>
+              <w:t>MED</w:t>
+            </w:r>
+          </w:p>
+        </w:tc>
+        <w:tc>
+          <w:tcPr>
+            <w:tcW w:type="dxa" w:w="1368"/>
+            <w:tcBorders>
+              <w:top w:val="nil"/>
+              <w:left w:val="nil"/>
+              <w:bottom w:val="nil"/>
+              <w:right w:val="nil"/>
+            </w:tcBorders>
             <w:shd w:val="clear" w:color="auto" w:fill="D33B3B"/>
             <w:vAlign w:val="center"/>
           </w:tcPr>
@@ -1146,7 +1331,7 @@
                 <w:color w:val="1A1A1A"/>
                 <w:sz w:val="22"/>
               </w:rPr>
-              <w:t>#8. USE TEMPLATE button: unclear what it does + not in our build</w:t>
+              <w:t>#8. Scrap USE TEMPLATE button — replace with RESET TO DEFAULT (the original button)</w:t>
             </w:r>
           </w:p>
         </w:tc>
@@ -1170,7 +1355,7 @@
           <w:color w:val="1A1A1A"/>
           <w:sz w:val="20"/>
         </w:rPr>
-        <w:t>Templates page → click any template → detail header → '▷ USE TEMPLATE' button (between the 'Click any field to edit' pill and ARCHIVE). Hover the button to see the tooltip ('Apply this template's phases to a project').</w:t>
+        <w:t>Templates page → click any template → detail header → '▷ USE TEMPLATE' button (between the 'Click any field to edit' pill and ARCHIVE). Hover the button to see its tooltip ('Apply this template's phases to a project'). Compare to our build: the original site has a 'RESET TO DEFAULT' button in this slot, not USE TEMPLATE.</w:t>
       </w:r>
     </w:p>
     <w:p>
@@ -1191,7 +1376,7 @@
           <w:color w:val="1A1A1A"/>
           <w:sz w:val="20"/>
         </w:rPr>
-        <w:t>Not previously documented.</w:t>
+        <w:t>Not previously documented. User-flagged in round 4 follow-up: 'It's a different function from the original site which is RESET TO DEFAULT.'</w:t>
       </w:r>
     </w:p>
     <w:p>
@@ -1212,7 +1397,7 @@
           <w:color w:val="1A1A1A"/>
           <w:sz w:val="20"/>
         </w:rPr>
-        <w:t>Portal renders a '▷ USE TEMPLATE' button in the template detail header. Our build doesn't have this button. The tooltip on hover reads 'Apply this template's phases to a project' — vague and doesn't explain the flow that fires on click. Our build's pattern: when you create a service for a client, you pick a template AT CREATION TIME, and the template seeds the kanban board with the right phases and example tasks. Portal is exposing a separate 'apply to existing project' flow that doesn't exist in our build, with a tooltip that doesn't explain what 'project' it applies to or what happens to the existing kanban contents (overwrite? merge? duplicate?).</w:t>
+        <w:t>Portal renders a '▷ USE TEMPLATE' button that doesn't exist in our build. The tooltip ('Apply this template's phases to a project') is vague — doesn't explain target project, conflict handling, or undo path. The dev introduced this as a new feature; it's the wrong button for this slot. The original site has RESET TO DEFAULT here, which is a different function entirely.</w:t>
       </w:r>
     </w:p>
     <w:p>
@@ -1233,7 +1418,37 @@
           <w:color w:val="1A1A1A"/>
           <w:sz w:val="20"/>
         </w:rPr>
-        <w:t>Two paths. (a) Remove the button — keep parity with our build, where templates apply only at service-creation time. Operators learn one pattern. (b) Keep the button but make it actually useful: clarify the tooltip ('Add this template's phases as a new section to an existing project's kanban'), confirm what 'project' it targets (selector? dropdown?), confirm what happens to existing cards on the target board (preserved? merged?), confirm whether this can be undone. Document the decision either way so the dev knows whether to keep building or pull it.</w:t>
+        <w:t>Scrap the USE TEMPLATE button entirely. Replace with RESET TO DEFAULT (which is what our build has and what the operators have been trained on). See below for what RESET TO DEFAULT does and how it should behave.</w:t>
+        <w:br/>
+        <w:br/>
+        <w:t>— What RESET TO DEFAULT does —</w:t>
+        <w:br/>
+        <w:br/>
+        <w:t>When an Owner or Admin has edited a built-in template (renamed phases, deleted phases, removed onboarding items, reordered things) and wants to undo all those edits, RESET TO DEFAULT restores the template to its factory baseline. Phases revert to their original names and order. Onboarding checklist items revert to the original list. Custom edits to the built-in template are wiped.</w:t>
+        <w:br/>
+        <w:br/>
+        <w:t>— Why it matters —</w:t>
+        <w:br/>
+        <w:br/>
+        <w:t>Built-in templates are the workspace's seeded scaffolds. If someone messes one up, the operator needs a one-click way to recover. Without RESET TO DEFAULT, they have to manually re-create the original phases by copying from another workspace or rebuilding from memory. RESET TO DEFAULT removes that pain.</w:t>
+        <w:br/>
+        <w:br/>
+        <w:t>— When it's available —</w:t>
+        <w:br/>
+        <w:br/>
+        <w:t>Only on built-in templates (the ones seeded with the workspace, like Brand Refresh, Account Management, Web Design — Full Stack, SEO Retainer — Monthly, Content). User-created templates don't have a factory baseline to reset to, so the button should hide on those.</w:t>
+        <w:br/>
+        <w:br/>
+        <w:t>— UI behavior —</w:t>
+        <w:br/>
+        <w:br/>
+        <w:t>Click the button → confirm dialog (e.g. 'Reset Account Management to its factory state? All edits since the template was seeded will be lost. This cannot be undone.') → on confirm, phases and onboarding revert to baseline. The confirm dialog matters because the action is destructive.</w:t>
+        <w:br/>
+        <w:br/>
+        <w:t>— Placement —</w:t>
+        <w:br/>
+        <w:br/>
+        <w:t>Detail header, between the 'Click any field to edit' pill and ARCHIVE. Same slot where USE TEMPLATE currently sits.</w:t>
       </w:r>
     </w:p>
     <w:p>
@@ -1458,170 +1673,6 @@
         </w:rPr>
         <w:t>Items shipped (this round or earlier) and still working.</w:t>
       </w:r>
-    </w:p>
-    <w:tbl>
-      <w:tblPr>
-        <w:tblW w:type="auto" w:w="0"/>
-        <w:tblLayout w:type="fixed"/>
-        <w:tblLook w:firstColumn="1" w:firstRow="1" w:lastColumn="0" w:lastRow="0" w:noHBand="0" w:noVBand="1" w:val="04A0"/>
-      </w:tblPr>
-      <w:tblGrid>
-        <w:gridCol w:w="792"/>
-        <w:gridCol w:w="1368"/>
-        <w:gridCol w:w="7920"/>
-      </w:tblGrid>
-      <w:tr>
-        <w:trPr>
-          <w:trHeight w:val="312"/>
-        </w:trPr>
-        <w:tc>
-          <w:tcPr>
-            <w:tcW w:type="dxa" w:w="792"/>
-            <w:tcBorders>
-              <w:top w:val="nil"/>
-              <w:left w:val="nil"/>
-              <w:bottom w:val="nil"/>
-              <w:right w:val="nil"/>
-            </w:tcBorders>
-            <w:shd w:val="clear" w:color="auto" w:fill="D69D2A"/>
-            <w:vAlign w:val="center"/>
-          </w:tcPr>
-          <w:p>
-            <w:pPr>
-              <w:spacing w:after="0"/>
-              <w:jc w:val="center"/>
-            </w:pPr>
-            <w:r>
-              <w:rPr>
-                <w:b/>
-                <w:color w:val="FFFFFF"/>
-                <w:sz w:val="16"/>
-              </w:rPr>
-              <w:t>MED</w:t>
-            </w:r>
-          </w:p>
-        </w:tc>
-        <w:tc>
-          <w:tcPr>
-            <w:tcW w:type="dxa" w:w="1368"/>
-            <w:tcBorders>
-              <w:top w:val="nil"/>
-              <w:left w:val="nil"/>
-              <w:bottom w:val="nil"/>
-              <w:right w:val="nil"/>
-            </w:tcBorders>
-            <w:shd w:val="clear" w:color="auto" w:fill="4A8F4A"/>
-            <w:vAlign w:val="center"/>
-          </w:tcPr>
-          <w:p>
-            <w:pPr>
-              <w:spacing w:after="0"/>
-              <w:jc w:val="center"/>
-            </w:pPr>
-            <w:r>
-              <w:rPr>
-                <w:b/>
-                <w:color w:val="FFFFFF"/>
-                <w:sz w:val="16"/>
-              </w:rPr>
-              <w:t>DONE</w:t>
-            </w:r>
-          </w:p>
-        </w:tc>
-        <w:tc>
-          <w:tcPr>
-            <w:tcW w:type="dxa" w:w="7920"/>
-            <w:tcBorders>
-              <w:top w:val="nil"/>
-              <w:left w:val="nil"/>
-              <w:bottom w:val="nil"/>
-              <w:right w:val="nil"/>
-            </w:tcBorders>
-            <w:vAlign w:val="center"/>
-          </w:tcPr>
-          <w:p>
-            <w:pPr>
-              <w:spacing w:after="0"/>
-            </w:pPr>
-            <w:r>
-              <w:rPr>
-                <w:b/>
-                <w:color w:val="1A1A1A"/>
-                <w:sz w:val="22"/>
-              </w:rPr>
-              <w:t>#6. RESET TO DEFAULT action on built-in templates</w:t>
-            </w:r>
-          </w:p>
-        </w:tc>
-      </w:tr>
-    </w:tbl>
-    <w:p>
-      <w:pPr>
-        <w:spacing w:after="60"/>
-        <w:ind w:left="230"/>
-      </w:pPr>
-      <w:r>
-        <w:rPr>
-          <w:b/>
-          <w:color w:val="1A1A1A"/>
-          <w:sz w:val="20"/>
-        </w:rPr>
-        <w:t xml:space="preserve">Where to see: </w:t>
-      </w:r>
-      <w:r>
-        <w:rPr>
-          <w:color w:val="1A1A1A"/>
-          <w:sz w:val="20"/>
-        </w:rPr>
-        <w:t>Templates page → click Account Management → detail header below the title. Compare to Brand Refresh.</w:t>
-      </w:r>
-    </w:p>
-    <w:p>
-      <w:pPr>
-        <w:spacing w:after="60"/>
-        <w:ind w:left="230"/>
-      </w:pPr>
-      <w:r>
-        <w:rPr>
-          <w:b/>
-          <w:color w:val="1A1A1A"/>
-          <w:sz w:val="20"/>
-        </w:rPr>
-        <w:t xml:space="preserve">Where it stood: </w:t>
-      </w:r>
-      <w:r>
-        <w:rPr>
-          <w:color w:val="1A1A1A"/>
-          <w:sz w:val="20"/>
-        </w:rPr>
-        <w:t>Round 2 #5.</w:t>
-      </w:r>
-    </w:p>
-    <w:p>
-      <w:pPr>
-        <w:spacing w:after="60"/>
-        <w:ind w:left="230"/>
-      </w:pPr>
-      <w:r>
-        <w:rPr>
-          <w:b/>
-          <w:color w:val="1A1A1A"/>
-          <w:sz w:val="20"/>
-        </w:rPr>
-        <w:t xml:space="preserve">Round 4 status: </w:t>
-      </w:r>
-      <w:r>
-        <w:rPr>
-          <w:color w:val="1A1A1A"/>
-          <w:sz w:val="20"/>
-        </w:rPr>
-        <w:t>Now shows on built-in templates (verified on Brand Refresh). Sits next to USE TEMPLATE and ARCHIVE in the header. Done.</w:t>
-      </w:r>
-    </w:p>
-    <w:p>
-      <w:pPr>
-        <w:spacing w:after="40"/>
-      </w:pPr>
     </w:p>
     <w:tbl>
       <w:tblPr>
@@ -3559,7 +3610,7 @@
                 <w:color w:val="1A1A1A"/>
                 <w:sz w:val="21"/>
               </w:rPr>
-              <w:t>#8. USE TEMPLATE button: unclear what it does + not in our build</w:t>
+              <w:t>#6. RESET TO DEFAULT not on every built-in template</w:t>
             </w:r>
             <w:r>
               <w:br/>
@@ -3569,7 +3620,153 @@
                 <w:color w:val="1A1A1A"/>
                 <w:sz w:val="20"/>
               </w:rPr>
-              <w:t>Two paths. (a) Remove the button — keep parity with our build, where templates apply only at service-creation time. Operators learn one pattern. (b) Keep the button but make it actually useful: clarify the tooltip ('Add this template's phases as a new section to an existing project's kanban'), confirm what 'project' it targets (selector? dropdown?), confirm what happens to existing cards on the target board (preserved? merged?), confirm whether this can be undone. Document the decision either way so the dev knows whether to keep building or pull it.</w:t>
+              <w:t>Verify all built-in templates render RESET TO DEFAULT in the detail header. The button should appear on every workspace-seeded template (Brand Refresh, Account Management, Content, Web Design — Full Stack, SEO Retainer — Monthly, etc.). Only user-created templates should hide the button (they have no factory baseline to reset to). See item #8 for what RESET TO DEFAULT does and why it matters.</w:t>
+            </w:r>
+          </w:p>
+        </w:tc>
+      </w:tr>
+    </w:tbl>
+    <w:p>
+      <w:pPr>
+        <w:spacing w:after="80"/>
+      </w:pPr>
+    </w:p>
+    <w:tbl>
+      <w:tblPr>
+        <w:tblW w:type="auto" w:w="0"/>
+        <w:tblLayout w:type="fixed"/>
+        <w:tblLook w:firstColumn="1" w:firstRow="1" w:lastColumn="0" w:lastRow="0" w:noHBand="0" w:noVBand="1" w:val="04A0"/>
+      </w:tblPr>
+      <w:tblGrid>
+        <w:gridCol w:w="461"/>
+        <w:gridCol w:w="792"/>
+        <w:gridCol w:w="8539"/>
+      </w:tblGrid>
+      <w:tr>
+        <w:tc>
+          <w:tcPr>
+            <w:tcW w:type="dxa" w:w="461"/>
+            <w:tcBorders>
+              <w:top w:val="nil"/>
+              <w:left w:val="nil"/>
+              <w:bottom w:val="nil"/>
+              <w:right w:val="nil"/>
+            </w:tcBorders>
+            <w:vAlign w:val="top"/>
+          </w:tcPr>
+          <w:p>
+            <w:pPr>
+              <w:spacing w:after="0"/>
+            </w:pPr>
+            <w:sdt>
+              <w:sdtPr>
+                <w14:checkbox>
+                  <w14:checked w14:val="0"/>
+                  <w14:checkedState w14:val="2612" w14:font="MS Gothic"/>
+                  <w14:uncheckedState w14:val="2610" w14:font="MS Gothic"/>
+                </w14:checkbox>
+              </w:sdtPr>
+              <w:sdtContent>
+                <w:r>
+                  <w:rPr>
+                    <w:rFonts w:ascii="MS Gothic" w:hAnsi="MS Gothic" w:eastAsia="MS Gothic"/>
+                    <w:sz w:val="24"/>
+                  </w:rPr>
+                  <w:t>☐</w:t>
+                </w:r>
+              </w:sdtContent>
+            </w:sdt>
+          </w:p>
+        </w:tc>
+        <w:tc>
+          <w:tcPr>
+            <w:tcW w:type="dxa" w:w="792"/>
+            <w:tcBorders>
+              <w:top w:val="nil"/>
+              <w:left w:val="nil"/>
+              <w:bottom w:val="nil"/>
+              <w:right w:val="nil"/>
+            </w:tcBorders>
+            <w:shd w:val="clear" w:color="auto" w:fill="D69D2A"/>
+            <w:vAlign w:val="top"/>
+          </w:tcPr>
+          <w:p>
+            <w:pPr>
+              <w:spacing w:after="0"/>
+              <w:jc w:val="center"/>
+            </w:pPr>
+            <w:r>
+              <w:rPr>
+                <w:b/>
+                <w:color w:val="FFFFFF"/>
+                <w:sz w:val="16"/>
+              </w:rPr>
+              <w:t>MED</w:t>
+            </w:r>
+          </w:p>
+        </w:tc>
+        <w:tc>
+          <w:tcPr>
+            <w:tcW w:type="dxa" w:w="8539"/>
+            <w:tcBorders>
+              <w:top w:val="nil"/>
+              <w:left w:val="nil"/>
+              <w:bottom w:val="nil"/>
+              <w:right w:val="nil"/>
+            </w:tcBorders>
+            <w:vAlign w:val="top"/>
+          </w:tcPr>
+          <w:p>
+            <w:pPr>
+              <w:spacing w:after="0"/>
+            </w:pPr>
+            <w:r>
+              <w:rPr>
+                <w:b/>
+                <w:color w:val="1A1A1A"/>
+                <w:sz w:val="21"/>
+              </w:rPr>
+              <w:t>#8. Scrap USE TEMPLATE button — replace with RESET TO DEFAULT (the original button)</w:t>
+            </w:r>
+            <w:r>
+              <w:br/>
+            </w:r>
+            <w:r>
+              <w:rPr>
+                <w:color w:val="1A1A1A"/>
+                <w:sz w:val="20"/>
+              </w:rPr>
+              <w:t>Scrap the USE TEMPLATE button entirely. Replace with RESET TO DEFAULT (which is what our build has and what the operators have been trained on). See below for what RESET TO DEFAULT does and how it should behave.</w:t>
+              <w:br/>
+              <w:br/>
+              <w:t>— What RESET TO DEFAULT does —</w:t>
+              <w:br/>
+              <w:br/>
+              <w:t>When an Owner or Admin has edited a built-in template (renamed phases, deleted phases, removed onboarding items, reordered things) and wants to undo all those edits, RESET TO DEFAULT restores the template to its factory baseline. Phases revert to their original names and order. Onboarding checklist items revert to the original list. Custom edits to the built-in template are wiped.</w:t>
+              <w:br/>
+              <w:br/>
+              <w:t>— Why it matters —</w:t>
+              <w:br/>
+              <w:br/>
+              <w:t>Built-in templates are the workspace's seeded scaffolds. If someone messes one up, the operator needs a one-click way to recover. Without RESET TO DEFAULT, they have to manually re-create the original phases by copying from another workspace or rebuilding from memory. RESET TO DEFAULT removes that pain.</w:t>
+              <w:br/>
+              <w:br/>
+              <w:t>— When it's available —</w:t>
+              <w:br/>
+              <w:br/>
+              <w:t>Only on built-in templates (the ones seeded with the workspace, like Brand Refresh, Account Management, Web Design — Full Stack, SEO Retainer — Monthly, Content). User-created templates don't have a factory baseline to reset to, so the button should hide on those.</w:t>
+              <w:br/>
+              <w:br/>
+              <w:t>— UI behavior —</w:t>
+              <w:br/>
+              <w:br/>
+              <w:t>Click the button → confirm dialog (e.g. 'Reset Account Management to its factory state? All edits since the template was seeded will be lost. This cannot be undone.') → on confirm, phases and onboarding revert to baseline. The confirm dialog matters because the action is destructive.</w:t>
+              <w:br/>
+              <w:br/>
+              <w:t>— Placement —</w:t>
+              <w:br/>
+              <w:br/>
+              <w:t>Detail header, between the 'Click any field to edit' pill and ARCHIVE. Same slot where USE TEMPLATE currently sits.</w:t>
             </w:r>
           </w:p>
         </w:tc>
